--- a/Documents/Thesis Overview.docx
+++ b/Documents/Thesis Overview.docx
@@ -89,7 +89,21 @@
         <w:rPr>
           <w:lang w:val="en-US"/>
         </w:rPr>
-        <w:t xml:space="preserve"> at o/p (side lobes in freq), back into Rx, </w:t>
+        <w:t xml:space="preserve"> at o/p (side lobes in </w:t>
+      </w:r>
+      <w:proofErr w:type="spellStart"/>
+      <w:r>
+        <w:rPr>
+          <w:lang w:val="en-US"/>
+        </w:rPr>
+        <w:t>freq</w:t>
+      </w:r>
+      <w:proofErr w:type="spellEnd"/>
+      <w:r>
+        <w:rPr>
+          <w:lang w:val="en-US"/>
+        </w:rPr>
+        <w:t xml:space="preserve">), back into Rx, </w:t>
       </w:r>
       <w:r>
         <w:rPr>
@@ -341,7 +355,35 @@
         <w:rPr>
           <w:lang w:val="en-US"/>
         </w:rPr>
-        <w:t xml:space="preserve">Simulation: May need to upsample for PA non linearities (To check: </w:t>
+        <w:t xml:space="preserve">Simulation: May need to </w:t>
+      </w:r>
+      <w:proofErr w:type="spellStart"/>
+      <w:r>
+        <w:rPr>
+          <w:lang w:val="en-US"/>
+        </w:rPr>
+        <w:t>upsample</w:t>
+      </w:r>
+      <w:proofErr w:type="spellEnd"/>
+      <w:r>
+        <w:rPr>
+          <w:lang w:val="en-US"/>
+        </w:rPr>
+        <w:t xml:space="preserve"> for PA non linearities (To </w:t>
+      </w:r>
+      <w:proofErr w:type="gramStart"/>
+      <w:r>
+        <w:rPr>
+          <w:lang w:val="en-US"/>
+        </w:rPr>
+        <w:t>check:</w:t>
+      </w:r>
+      <w:proofErr w:type="gramEnd"/>
+      <w:r>
+        <w:rPr>
+          <w:lang w:val="en-US"/>
+        </w:rPr>
+        <w:t xml:space="preserve"> </w:t>
       </w:r>
       <w:r>
         <w:rPr>
@@ -375,7 +417,21 @@
         <w:rPr>
           <w:lang w:val="en-US"/>
         </w:rPr>
-        <w:t>Open loop – i/p changes depending on what we measure at o/p</w:t>
+        <w:t xml:space="preserve">Open loop – </w:t>
+      </w:r>
+      <w:proofErr w:type="spellStart"/>
+      <w:r>
+        <w:rPr>
+          <w:lang w:val="en-US"/>
+        </w:rPr>
+        <w:t>i</w:t>
+      </w:r>
+      <w:proofErr w:type="spellEnd"/>
+      <w:r>
+        <w:rPr>
+          <w:lang w:val="en-US"/>
+        </w:rPr>
+        <w:t>/p changes depending on what we measure at o/p</w:t>
       </w:r>
     </w:p>
     <w:p>
@@ -481,8 +537,16 @@
         <w:rPr>
           <w:lang w:val="en-US"/>
         </w:rPr>
-        <w:t>Settings.xml parametres</w:t>
-      </w:r>
+        <w:t xml:space="preserve">Settings.xml </w:t>
+      </w:r>
+      <w:proofErr w:type="spellStart"/>
+      <w:r>
+        <w:rPr>
+          <w:lang w:val="en-US"/>
+        </w:rPr>
+        <w:t>parametres</w:t>
+      </w:r>
+      <w:proofErr w:type="spellEnd"/>
       <w:r>
         <w:rPr>
           <w:lang w:val="en-US"/>
@@ -509,7 +573,21 @@
         <w:rPr>
           <w:lang w:val="en-US"/>
         </w:rPr>
-        <w:t>Available models for predistortion. Simple ones first – AM,AM conversion</w:t>
+        <w:t xml:space="preserve">Available models for predistortion. Simple ones first – </w:t>
+      </w:r>
+      <w:proofErr w:type="gramStart"/>
+      <w:r>
+        <w:rPr>
+          <w:lang w:val="en-US"/>
+        </w:rPr>
+        <w:t>AM,AM</w:t>
+      </w:r>
+      <w:proofErr w:type="gramEnd"/>
+      <w:r>
+        <w:rPr>
+          <w:lang w:val="en-US"/>
+        </w:rPr>
+        <w:t xml:space="preserve"> conversion</w:t>
       </w:r>
     </w:p>
     <w:p>
@@ -706,7 +784,21 @@
         <w:rPr>
           <w:lang w:val="en-US"/>
         </w:rPr>
-        <w:t>Look at other filters (and components) in FEC Commissioning Doc and see if you need to incorporate them too (e.g. harmonic filter, IF complex filter etc)</w:t>
+        <w:t xml:space="preserve">Look at other filters (and components) in FEC Commissioning Doc and see if you need to incorporate them too (e.g. harmonic filter, IF complex filter </w:t>
+      </w:r>
+      <w:proofErr w:type="spellStart"/>
+      <w:r>
+        <w:rPr>
+          <w:lang w:val="en-US"/>
+        </w:rPr>
+        <w:t>etc</w:t>
+      </w:r>
+      <w:proofErr w:type="spellEnd"/>
+      <w:r>
+        <w:rPr>
+          <w:lang w:val="en-US"/>
+        </w:rPr>
+        <w:t>)</w:t>
       </w:r>
     </w:p>
     <w:p>
@@ -790,7 +882,49 @@
         <w:rPr>
           <w:lang w:val="en-US"/>
         </w:rPr>
-        <w:t>MODEL Undistorted vs distorted vs predistorted then can set parametres to tune and determine KPIs like side lobe suppression level, SNR, amplitude etc…</w:t>
+        <w:t xml:space="preserve">MODEL Undistorted vs distorted vs </w:t>
+      </w:r>
+      <w:proofErr w:type="spellStart"/>
+      <w:r>
+        <w:rPr>
+          <w:lang w:val="en-US"/>
+        </w:rPr>
+        <w:t>predistorted</w:t>
+      </w:r>
+      <w:proofErr w:type="spellEnd"/>
+      <w:r>
+        <w:rPr>
+          <w:lang w:val="en-US"/>
+        </w:rPr>
+        <w:t xml:space="preserve"> then can set </w:t>
+      </w:r>
+      <w:proofErr w:type="spellStart"/>
+      <w:r>
+        <w:rPr>
+          <w:lang w:val="en-US"/>
+        </w:rPr>
+        <w:t>parametres</w:t>
+      </w:r>
+      <w:proofErr w:type="spellEnd"/>
+      <w:r>
+        <w:rPr>
+          <w:lang w:val="en-US"/>
+        </w:rPr>
+        <w:t xml:space="preserve"> to tune and determine KPIs like side lobe suppression level, SNR, amplitude </w:t>
+      </w:r>
+      <w:proofErr w:type="spellStart"/>
+      <w:r>
+        <w:rPr>
+          <w:lang w:val="en-US"/>
+        </w:rPr>
+        <w:t>etc</w:t>
+      </w:r>
+      <w:proofErr w:type="spellEnd"/>
+      <w:r>
+        <w:rPr>
+          <w:lang w:val="en-US"/>
+        </w:rPr>
+        <w:t>…</w:t>
       </w:r>
     </w:p>
     <w:p>
@@ -883,11 +1017,19 @@
           <w:lang w:val="en-US"/>
         </w:rPr>
       </w:pPr>
-      <w:r>
-        <w:rPr>
-          <w:lang w:val="en-US"/>
-        </w:rPr>
-        <w:t>Non linearity effects</w:t>
+      <w:proofErr w:type="gramStart"/>
+      <w:r>
+        <w:rPr>
+          <w:lang w:val="en-US"/>
+        </w:rPr>
+        <w:t>Non linearity</w:t>
+      </w:r>
+      <w:proofErr w:type="gramEnd"/>
+      <w:r>
+        <w:rPr>
+          <w:lang w:val="en-US"/>
+        </w:rPr>
+        <w:t xml:space="preserve"> effects</w:t>
       </w:r>
     </w:p>
     <w:p>
@@ -912,6 +1054,12 @@
           <w:lang w:val="en-US"/>
         </w:rPr>
         <w:t xml:space="preserve"> (Fisher paper)</w:t>
+      </w:r>
+      <w:r>
+        <w:rPr>
+          <w:lang w:val="en-US"/>
+        </w:rPr>
+        <w:t xml:space="preserve"> – DISCUSS W THOMAS</w:t>
       </w:r>
     </w:p>
     <w:p>
